--- a/fanfic/ffn_upload/ch11.docx
+++ b/fanfic/ffn_upload/ch11.docx
@@ -82,7 +82,7 @@
         <w:pStyle w:val="BodyText"/>
       </w:pPr>
       <w:r>
-        <w:t xml:space="preserve">The lift climbed past Ring Two and the smell of the mess, past Ring Three and Four with their long curved galleries of cells cut into the blue ice. On Ring One the walls stopped being ice and became plated durasteel, painted a pale Judiciary grey, and the air was warm enough that her eyes stung. Holt stopped at a door with no marking on it and looked at her for a moment, as if there were something in his face he meant to put into words, and then he only said,</w:t>
+        <w:t xml:space="preserve">The lift climbed out of Ring Two and the smell of the mess, leaving the long curved galleries of cells somewhere below in the blue ice. On Ring One the walls stopped being ice and became plated durasteel, painted a pale Judiciary grey, and the air was warm enough that her eyes stung. Holt stopped at a door with no marking on it and looked at her for a moment, as if there were something in his face he meant to put into words, and then he only said,</w:t>
       </w:r>
       <w:r>
         <w:t xml:space="preserve"> </w:t>
@@ -2939,7 +2939,7 @@
         <w:pStyle w:val="BodyText"/>
       </w:pPr>
       <w:r>
-        <w:t xml:space="preserve">For a long moment Barriss did not move at all. Then she stood, and put the satchel over her shoulder, and her hands were shaking openly now—Ahsoka could see it from the cot, a tremor in the fingers as she fastened the strap, missed the clasp, fastened it again.</w:t>
+        <w:t xml:space="preserve">Barriss did not move at all. Then she stood, and put the satchel over her shoulder, and her hands were shaking openly now—Ahsoka could see it from the cot, a tremor in the fingers as she fastened the strap, missed the clasp, fastened it again.</w:t>
       </w:r>
     </w:p>
     <w:p>
@@ -3087,7 +3087,7 @@
         <w:pStyle w:val="BodyText"/>
       </w:pPr>
       <w:r>
-        <w:t xml:space="preserve">Ahsoka lay on the cot by the window and watched the blue dusk of the Yard for a long time. An hour later she saw the courier lift off the landing pad beyond the dome: a small, sleek ship, white and red, nothing like the grey Judiciary hulls that came and went with the prisoners. It climbed through the twilight and was gone.</w:t>
+        <w:t xml:space="preserve">Ahsoka lay on the cot by the window and watched the blue dusk of the Yard. An hour later she saw the courier lift off the landing pad beyond the dome: a small, sleek ship, white and red, nothing like the grey Judiciary hulls that came and went with the prisoners. It climbed through the twilight and was gone.</w:t>
       </w:r>
     </w:p>
     <w:p>
